--- a/Files/04 - Bamidbar/04 - Shlach/5784/Shlach 5784.docx
+++ b/Files/04 - Bamidbar/04 - Shlach/5784/Shlach 5784.docx
@@ -844,7 +844,7 @@
           <w:rFonts w:ascii="Times New Roman" w:hAnsi="Times New Roman" w:cs="Times New Roman"/>
           <w:rtl/>
         </w:rPr>
-        <w:t>״</w:t>
+        <w:t>"</w:t>
       </w:r>
       <w:r>
         <w:rPr>
@@ -857,7 +857,33 @@
         <w:rPr>
           <w:rFonts w:ascii="Times New Roman" w:hAnsi="Times New Roman" w:cs="Times New Roman"/>
         </w:rPr>
-        <w:t xml:space="preserve"> discusses at great length and </w:t>
+        <w:t xml:space="preserve"> </w:t>
+      </w:r>
+      <w:r>
+        <w:rPr>
+          <w:rFonts w:ascii="Times New Roman" w:hAnsi="Times New Roman" w:cs="Times New Roman"/>
+        </w:rPr>
+        <w:t>(</w:t>
+      </w:r>
+      <w:r>
+        <w:rPr>
+          <w:rFonts w:ascii="Times New Roman" w:hAnsi="Times New Roman" w:cs="Times New Roman"/>
+          <w:i/>
+          <w:iCs/>
+        </w:rPr>
+        <w:t>Rav Chaim Kanievsky on Chumash.</w:t>
+      </w:r>
+      <w:r>
+        <w:rPr>
+          <w:rFonts w:ascii="Times New Roman" w:hAnsi="Times New Roman" w:cs="Times New Roman"/>
+        </w:rPr>
+        <w:t xml:space="preserve"> Permission granted by ArtScroll / Mesorah Publications) </w:t>
+      </w:r>
+      <w:r>
+        <w:rPr>
+          <w:rFonts w:ascii="Times New Roman" w:hAnsi="Times New Roman" w:cs="Times New Roman"/>
+        </w:rPr>
+        <w:t xml:space="preserve">discusses at great length and </w:t>
       </w:r>
       <w:r>
         <w:rPr>
@@ -3088,7 +3114,14 @@
         <w:rPr>
           <w:rFonts w:ascii="Times New Roman" w:hAnsi="Times New Roman" w:cs="Times New Roman"/>
         </w:rPr>
-        <w:t xml:space="preserve"> and follow the </w:t>
+        <w:t xml:space="preserve"> and </w:t>
+      </w:r>
+      <w:r>
+        <w:rPr>
+          <w:rFonts w:ascii="Times New Roman" w:hAnsi="Times New Roman" w:cs="Times New Roman"/>
+        </w:rPr>
+        <w:lastRenderedPageBreak/>
+        <w:t xml:space="preserve">follow the </w:t>
       </w:r>
       <w:r>
         <w:rPr>
@@ -3173,14 +3206,7 @@
         <w:rPr>
           <w:rFonts w:ascii="Times New Roman" w:hAnsi="Times New Roman" w:cs="Times New Roman"/>
         </w:rPr>
-        <w:t xml:space="preserve">, who gave him a </w:t>
-      </w:r>
-      <w:r>
-        <w:rPr>
-          <w:rFonts w:ascii="Times New Roman" w:hAnsi="Times New Roman" w:cs="Times New Roman"/>
-        </w:rPr>
-        <w:lastRenderedPageBreak/>
-        <w:t xml:space="preserve">phenomenal response. </w:t>
+        <w:t xml:space="preserve">, who gave him a phenomenal response. </w:t>
       </w:r>
       <w:r>
         <w:rPr>
